--- a/layoutCV/layout.docx
+++ b/layoutCV/layout.docx
@@ -15,7 +15,7 @@
         <w:rPr>
           <w:rFonts w:ascii="Open Sans ExtraBold" w:hAnsi="Open Sans ExtraBold" w:cs="Open Sans ExtraBold"/>
         </w:rPr>
-        <w:t>Leonardo Valões Novaes Ribeiro</w:t>
+        <w:t>{{NOME}}</w:t>
       </w:r>
     </w:p>
     <w:bookmarkEnd w:id="0"/>
@@ -56,7 +56,7 @@
             <w14:bevel/>
           </w14:textOutline>
         </w:rPr>
-        <w:t>N</w:t>
+        <w:t>{{CARGO}}</w:t>
       </w:r>
       <w:r>
         <w:rPr>
@@ -74,7 +74,6 @@
             <w14:bevel/>
           </w14:textOutline>
         </w:rPr>
-        <w:t>ome cargo | Palavra Chave | Nome Cargo (diferente do outro)</w:t>
       </w:r>
     </w:p>
     <w:p>
@@ -91,21 +90,19 @@
           <w:color w:val="auto"/>
           <w:u w:color="666666"/>
         </w:rPr>
-        <w:t xml:space="preserve">Presidente Prudente – </w:t>
+        <w:t>{{CIDADE}} – {{ESTADO}}</w:t>
       </w:r>
       <w:r>
         <w:rPr>
           <w:color w:val="auto"/>
           <w:u w:val="single" w:color="666666"/>
         </w:rPr>
-        <w:t>São</w:t>
       </w:r>
       <w:r>
         <w:rPr>
           <w:color w:val="auto"/>
           <w:u w:color="666666"/>
         </w:rPr>
-        <w:t xml:space="preserve"> Paulo</w:t>
       </w:r>
     </w:p>
     <w:p>
@@ -122,7 +119,7 @@
           <w:color w:val="auto"/>
           <w:u w:color="666666"/>
         </w:rPr>
-        <w:t>leonvaloesnovaes@gmail.com</w:t>
+        <w:t>{{EMAIL}}</w:t>
       </w:r>
     </w:p>
     <w:p>
@@ -140,49 +137,43 @@
           <w:color w:val="auto"/>
           <w:lang w:val="it-IT"/>
         </w:rPr>
-        <w:t>Telefone</w:t>
+        <w:t>Telefone: {{TELEFONE}}</w:t>
       </w:r>
       <w:r>
         <w:rPr>
           <w:rFonts w:ascii="Nunito" w:hAnsi="Nunito"/>
           <w:lang w:val="it-IT"/>
         </w:rPr>
-        <w:t>:</w:t>
       </w:r>
       <w:r>
         <w:rPr>
           <w:rFonts w:ascii="Nunito" w:hAnsi="Nunito"/>
           <w:lang w:val="it-IT"/>
         </w:rPr>
-        <w:t xml:space="preserve"> </w:t>
       </w:r>
       <w:r>
         <w:rPr>
           <w:color w:val="auto"/>
           <w:u w:color="666666"/>
         </w:rPr>
-        <w:t>(</w:t>
       </w:r>
       <w:r>
         <w:rPr>
           <w:color w:val="auto"/>
           <w:u w:color="666666"/>
         </w:rPr>
-        <w:t>18</w:t>
       </w:r>
       <w:r>
         <w:rPr>
           <w:color w:val="auto"/>
           <w:u w:color="666666"/>
         </w:rPr>
-        <w:t xml:space="preserve">) </w:t>
       </w:r>
       <w:r>
         <w:rPr>
           <w:color w:val="auto"/>
           <w:u w:color="666666"/>
         </w:rPr>
-        <w:t>99745-0885</w:t>
       </w:r>
     </w:p>
     <w:p>
@@ -201,6 +192,9 @@
           <w:t>linkedin.com/leonardo-valoes-ribeiro</w:t>
         </w:r>
       </w:hyperlink>
+      <w:r>
+        <w:t>{{LINKEDIN}}</w:t>
+      </w:r>
     </w:p>
     <w:p>
       <w:pPr>
@@ -406,7 +400,7 @@
           <w:sz w:val="22"/>
           <w:szCs w:val="22"/>
         </w:rPr>
-        <w:t xml:space="preserve">Especialista em xxxxxcom mais de xxxxxx anos de experiência. </w:t>
+        <w:t>{{RESUMO}}</w:t>
       </w:r>
     </w:p>
     <w:p>
@@ -555,7 +549,7 @@
           <w:rFonts w:ascii="Nunito" w:hAnsi="Nunito"/>
           <w:lang w:val="pt-BR"/>
         </w:rPr>
-        <w:t>Requisitos das vagas</w:t>
+        <w:t>{{COMPETENCIAS}}</w:t>
       </w:r>
     </w:p>
     <w:p>

--- a/layoutCV/layout.docx
+++ b/layoutCV/layout.docx
@@ -58,220 +58,107 @@
         </w:rPr>
         <w:t>{{CARGO}}</w:t>
       </w:r>
-      <w:r>
-        <w:rPr>
-          <w:rFonts w:ascii="Nunito" w:eastAsia="Trebuchet MS" w:hAnsi="Nunito" w:cs="Trebuchet MS"/>
-          <w:b/>
-          <w:bCs/>
+    </w:p>
+    <w:p>
+      <w:pPr>
+        <w:pStyle w:val="Corpo"/>
+        <w:ind w:left="198"/>
+        <w:rPr>
           <w:color w:val="auto"/>
-          <w:sz w:val="24"/>
-          <w:szCs w:val="24"/>
-          <w:bdr w:val="none" w:sz="0" w:space="0" w:color="auto"/>
-          <w:lang w:eastAsia="en-US"/>
+          <w:u w:val="single" w:color="666666"/>
+        </w:rPr>
+      </w:pPr>
+      <w:r>
+        <w:rPr>
+          <w:color w:val="auto"/>
+          <w:u w:color="666666"/>
+        </w:rPr>
+        <w:t>{{CIDADE}} – {{ESTADO}}</w:t>
+      </w:r>
+    </w:p>
+    <w:p>
+      <w:pPr>
+        <w:pStyle w:val="Corpo"/>
+        <w:ind w:left="198"/>
+        <w:rPr>
+          <w:color w:val="auto"/>
+          <w:u w:color="666666"/>
+        </w:rPr>
+      </w:pPr>
+      <w:r>
+        <w:rPr>
+          <w:color w:val="auto"/>
+          <w:u w:color="666666"/>
+        </w:rPr>
+        <w:t>{{EMAIL}}</w:t>
+      </w:r>
+    </w:p>
+    <w:p>
+      <w:pPr>
+        <w:pStyle w:val="Corpo"/>
+        <w:ind w:left="918" w:hanging="720"/>
+        <w:jc w:val="both"/>
+        <w:rPr>
+          <w:color w:val="auto"/>
+          <w:u w:color="666666"/>
+        </w:rPr>
+      </w:pPr>
+      <w:r>
+        <w:rPr>
+          <w:rFonts w:ascii="Nunito" w:hAnsi="Nunito"/>
+          <w:color w:val="auto"/>
+          <w:lang w:val="it-IT"/>
+        </w:rPr>
+        <w:t>Telefone: {{TELEFONE}}</w:t>
+      </w:r>
+    </w:p>
+    <w:p>
+      <w:pPr>
+        <w:pStyle w:val="Corpo"/>
+        <w:ind w:left="918" w:hanging="720"/>
+        <w:jc w:val="both"/>
+        <w:rPr>
+          <w:rStyle w:val="Hyperlink0"/>
+        </w:rPr>
+      </w:pPr>
+      <w:r>
+        <w:t>{{LINKEDIN}}</w:t>
+      </w:r>
+    </w:p>
+    <w:p>
+      <w:pPr>
+        <w:pStyle w:val="Corpo"/>
+        <w:ind w:left="918" w:hanging="720"/>
+        <w:jc w:val="both"/>
+        <w:rPr>
+          <w:color w:val="0000FF"/>
+          <w:u w:val="single" w:color="0000FF"/>
           <w14:textOutline w14:w="0" w14:cap="rnd" w14:cmpd="sng" w14:algn="ctr">
             <w14:noFill/>
             <w14:prstDash w14:val="solid"/>
             <w14:bevel/>
           </w14:textOutline>
         </w:rPr>
+      </w:pPr>
+      <w:r>
+        <w:t>{{GITHUB}}</w:t>
       </w:r>
     </w:p>
     <w:p>
       <w:pPr>
         <w:pStyle w:val="Corpo"/>
-        <w:ind w:left="198"/>
-        <w:rPr>
-          <w:color w:val="auto"/>
-          <w:u w:val="single" w:color="666666"/>
-        </w:rPr>
-      </w:pPr>
-      <w:r>
-        <w:rPr>
-          <w:color w:val="auto"/>
-          <w:u w:color="666666"/>
-        </w:rPr>
-        <w:t>{{CIDADE}} – {{ESTADO}}</w:t>
-      </w:r>
-      <w:r>
-        <w:rPr>
-          <w:color w:val="auto"/>
-          <w:u w:val="single" w:color="666666"/>
-        </w:rPr>
-      </w:r>
-      <w:r>
-        <w:rPr>
-          <w:color w:val="auto"/>
-          <w:u w:color="666666"/>
-        </w:rPr>
-      </w:r>
-    </w:p>
-    <w:p>
-      <w:pPr>
-        <w:pStyle w:val="Corpo"/>
-        <w:ind w:left="198"/>
-        <w:rPr>
-          <w:color w:val="auto"/>
-          <w:u w:color="666666"/>
-        </w:rPr>
-      </w:pPr>
-      <w:r>
-        <w:rPr>
-          <w:color w:val="auto"/>
-          <w:u w:color="666666"/>
-        </w:rPr>
-        <w:t>{{EMAIL}}</w:t>
-      </w:r>
-    </w:p>
-    <w:p>
-      <w:pPr>
-        <w:pStyle w:val="Corpo"/>
         <w:ind w:left="918" w:hanging="720"/>
         <w:rPr>
-          <w:color w:val="auto"/>
-          <w:u w:color="666666"/>
-        </w:rPr>
-      </w:pPr>
-      <w:r>
-        <w:rPr>
-          <w:rFonts w:ascii="Nunito" w:hAnsi="Nunito"/>
-          <w:color w:val="auto"/>
-          <w:lang w:val="it-IT"/>
-        </w:rPr>
-        <w:t>Telefone: {{TELEFONE}}</w:t>
-      </w:r>
-      <w:r>
-        <w:rPr>
-          <w:rFonts w:ascii="Nunito" w:hAnsi="Nunito"/>
-          <w:lang w:val="it-IT"/>
-        </w:rPr>
-      </w:r>
-      <w:r>
-        <w:rPr>
-          <w:rFonts w:ascii="Nunito" w:hAnsi="Nunito"/>
-          <w:lang w:val="it-IT"/>
-        </w:rPr>
-      </w:r>
-      <w:r>
-        <w:rPr>
-          <w:color w:val="auto"/>
-          <w:u w:color="666666"/>
-        </w:rPr>
-      </w:r>
-      <w:r>
-        <w:rPr>
-          <w:color w:val="auto"/>
-          <w:u w:color="666666"/>
-        </w:rPr>
-      </w:r>
-      <w:r>
-        <w:rPr>
-          <w:color w:val="auto"/>
-          <w:u w:color="666666"/>
-        </w:rPr>
-      </w:r>
-      <w:r>
-        <w:rPr>
-          <w:color w:val="auto"/>
-          <w:u w:color="666666"/>
-        </w:rPr>
-      </w:r>
-    </w:p>
-    <w:p>
-      <w:pPr>
-        <w:pStyle w:val="Corpo"/>
-        <w:ind w:left="918" w:hanging="720"/>
-        <w:rPr>
-          <w:rStyle w:val="Hyperlink0"/>
-        </w:rPr>
-      </w:pPr>
-      <w:hyperlink r:id="rId7" w:history="1">
-        <w:r>
-          <w:rPr>
-            <w:rStyle w:val="Hyperlink0"/>
-          </w:rPr>
-          <w:t>linkedin.com/leonardo-valoes-ribeiro</w:t>
-        </w:r>
-      </w:hyperlink>
-      <w:r>
-        <w:t>{{LINKEDIN}}</w:t>
-      </w:r>
-    </w:p>
-    <w:p>
-      <w:pPr>
-        <w:pStyle w:val="Corpo"/>
-        <w:ind w:left="918" w:hanging="720"/>
-        <w:rPr>
-          <w:rStyle w:val="Nenhum"/>
           <w:color w:val="0000FF"/>
           <w:u w:color="0000FF"/>
           <w:lang w:val="nl-NL"/>
         </w:rPr>
       </w:pPr>
-      <w:r>
-        <w:rPr>
-          <w:rStyle w:val="Nenhum"/>
-          <w:color w:val="0000FF"/>
-          <w:u w:color="0000FF"/>
-        </w:rPr>
-        <w:t>github.</w:t>
-      </w:r>
-      <w:r>
-        <w:rPr>
-          <w:rStyle w:val="Hyperlink1"/>
-        </w:rPr>
-        <w:fldChar w:fldCharType="begin"/>
-      </w:r>
-      <w:r>
-        <w:rPr>
-          <w:rStyle w:val="Hyperlink1"/>
-        </w:rPr>
-        <w:instrText xml:space="preserve"> HYPERLINK "https://github.com/leonvaloes"</w:instrText>
-      </w:r>
-      <w:r>
-        <w:rPr>
-          <w:rStyle w:val="Hyperlink1"/>
-        </w:rPr>
-      </w:r>
-      <w:r>
-        <w:rPr>
-          <w:rStyle w:val="Hyperlink1"/>
-        </w:rPr>
-        <w:fldChar w:fldCharType="separate"/>
-      </w:r>
-      <w:r>
-        <w:rPr>
-          <w:rStyle w:val="Hyperlink1"/>
-          <w:lang w:val="it-IT"/>
-        </w:rPr>
-        <w:t>com</w:t>
-      </w:r>
-      <w:r>
-        <w:fldChar w:fldCharType="end"/>
-      </w:r>
-      <w:r>
-        <w:rPr>
-          <w:rStyle w:val="Nenhum"/>
-          <w:color w:val="0000FF"/>
-          <w:u w:color="0000FF"/>
-          <w:lang w:val="nl-NL"/>
-        </w:rPr>
-        <w:t>/leonvaloes</w:t>
-      </w:r>
     </w:p>
     <w:p>
       <w:pPr>
-        <w:pStyle w:val="Corpo"/>
-        <w:ind w:left="918" w:hanging="720"/>
-        <w:rPr>
-          <w:color w:val="0000FF"/>
-          <w:u w:color="0000FF"/>
-          <w:lang w:val="nl-NL"/>
-        </w:rPr>
-      </w:pPr>
-    </w:p>
-    <w:p>
-      <w:pPr>
         <w:pStyle w:val="Ttulo1"/>
+        <w:spacing w:line="276" w:lineRule="auto"/>
         <w:rPr>
           <w:rFonts w:ascii="Open Sans ExtraBold" w:hAnsi="Open Sans ExtraBold" w:cs="Open Sans ExtraBold"/>
         </w:rPr>
@@ -284,30 +171,18 @@
         </w:rPr>
         <w:t>RESUMO</w:t>
       </w:r>
-    </w:p>
-    <w:p>
-      <w:pPr>
-        <w:pStyle w:val="Corpodetexto"/>
-        <w:spacing w:line="20" w:lineRule="exact"/>
-        <w:ind w:left="198"/>
-        <w:rPr>
-          <w:rFonts w:ascii="Arial Black"/>
-          <w:sz w:val="2"/>
-        </w:rPr>
-      </w:pPr>
-      <w:r>
-        <w:rPr>
-          <w:rFonts w:ascii="Arial Black"/>
+      <w:r>
+        <w:rPr>
           <w:noProof/>
           <w:sz w:val="2"/>
         </w:rPr>
         <mc:AlternateContent>
           <mc:Choice Requires="wpg">
             <w:drawing>
-              <wp:inline distT="0" distB="0" distL="0" distR="0" wp14:anchorId="7CA70902" wp14:editId="2F119082">
+              <wp:inline distT="0" distB="0" distL="0" distR="0" wp14:anchorId="7ECA2C7F" wp14:editId="2D19F761">
                 <wp:extent cx="6048375" cy="19050"/>
                 <wp:effectExtent l="9525" t="0" r="0" b="0"/>
-                <wp:docPr id="1" name="Group 1"/>
+                <wp:docPr id="6" name="Group 15"/>
                 <wp:cNvGraphicFramePr>
                   <a:graphicFrameLocks xmlns:a="http://schemas.openxmlformats.org/drawingml/2006/main"/>
                 </wp:cNvGraphicFramePr>
@@ -326,7 +201,7 @@
                         </a:xfrm>
                       </wpg:grpSpPr>
                       <wps:wsp>
-                        <wps:cNvPr id="2" name="Graphic 2"/>
+                        <wps:cNvPr id="7" name="Graphic 16"/>
                         <wps:cNvSpPr/>
                         <wps:spPr>
                           <a:xfrm>
@@ -372,8 +247,8 @@
           </mc:Choice>
           <mc:Fallback>
             <w:pict>
-              <v:group w14:anchorId="21960068" id="Group 1" o:spid="_x0000_s1026" style="width:476.25pt;height:1.5pt;mso-position-horizontal-relative:char;mso-position-vertical-relative:line" coordsize="60483,190" o:gfxdata="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">
-                <v:shape id="Graphic 2" o:spid="_x0000_s1027" style="position:absolute;top:95;width:60483;height:12;visibility:visible;mso-wrap-style:square;v-text-anchor:top" coordsize="6048375,1270" o:gfxdata="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" path="m,l6047999,e" filled="f" strokecolor="#a6a6a6" strokeweight=".52914mm">
+              <v:group w14:anchorId="201E6E1A" id="Group 15" o:spid="_x0000_s1026" style="width:476.25pt;height:1.5pt;mso-position-horizontal-relative:char;mso-position-vertical-relative:line" coordsize="60483,190" o:gfxdata="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">
+                <v:shape id="Graphic 16" o:spid="_x0000_s1027" style="position:absolute;top:95;width:60483;height:12;visibility:visible;mso-wrap-style:square;v-text-anchor:top" coordsize="6048375,1270" o:gfxdata="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" path="m,l6047999,e" filled="f" strokecolor="#a6a6a6" strokeweight=".52914mm">
                   <v:path arrowok="t"/>
                 </v:shape>
                 <w10:anchorlock/>
@@ -387,7 +262,7 @@
     <w:p>
       <w:pPr>
         <w:pStyle w:val="Ttulo1"/>
-        <w:spacing w:before="100"/>
+        <w:spacing w:before="100" w:line="276" w:lineRule="auto"/>
         <w:rPr>
           <w:rFonts w:ascii="Nunito" w:eastAsia="Arial MT" w:hAnsi="Nunito" w:cs="Arial MT"/>
           <w:sz w:val="22"/>
@@ -407,25 +282,19 @@
       <w:pPr>
         <w:pStyle w:val="Ttulo1"/>
         <w:spacing w:before="100"/>
+        <w:jc w:val="both"/>
         <w:rPr>
           <w:rFonts w:ascii="Nunito" w:eastAsia="Arial MT" w:hAnsi="Nunito" w:cs="Arial MT"/>
           <w:sz w:val="22"/>
           <w:szCs w:val="22"/>
-        </w:rPr>
-      </w:pPr>
-      <w:r>
-        <w:rPr>
-          <w:rFonts w:ascii="Nunito" w:eastAsia="Arial MT" w:hAnsi="Nunito" w:cs="Arial MT"/>
-          <w:sz w:val="22"/>
-          <w:szCs w:val="22"/>
-        </w:rPr>
-        <w:t>Expertise no xxxxxxxxxx</w:t>
-      </w:r>
+          <w:u w:val="single"/>
+        </w:rPr>
+      </w:pPr>
     </w:p>
     <w:p>
       <w:pPr>
         <w:pStyle w:val="Ttulo1"/>
-        <w:spacing w:before="100"/>
+        <w:spacing w:before="100" w:line="276" w:lineRule="auto"/>
         <w:rPr>
           <w:rFonts w:ascii="Open Sans ExtraBold" w:hAnsi="Open Sans ExtraBold" w:cs="Open Sans ExtraBold"/>
         </w:rPr>
@@ -437,29 +306,18 @@
         </w:rPr>
         <w:t>HABILIDADES</w:t>
       </w:r>
-    </w:p>
-    <w:p>
-      <w:pPr>
-        <w:pStyle w:val="Corpodetexto"/>
-        <w:ind w:left="198"/>
-        <w:rPr>
-          <w:rFonts w:ascii="Arial Black"/>
-          <w:sz w:val="2"/>
-        </w:rPr>
-      </w:pPr>
-      <w:r>
-        <w:rPr>
-          <w:rFonts w:ascii="Arial Black"/>
+      <w:r>
+        <w:rPr>
           <w:noProof/>
           <w:sz w:val="2"/>
         </w:rPr>
         <mc:AlternateContent>
           <mc:Choice Requires="wpg">
             <w:drawing>
-              <wp:inline distT="0" distB="0" distL="0" distR="0" wp14:anchorId="4FE18B97" wp14:editId="1AB4FAD2">
+              <wp:inline distT="0" distB="0" distL="0" distR="0" wp14:anchorId="04F3F68E" wp14:editId="1E465AF0">
                 <wp:extent cx="6048375" cy="19050"/>
                 <wp:effectExtent l="9525" t="0" r="0" b="0"/>
-                <wp:docPr id="3" name="Group 3"/>
+                <wp:docPr id="4" name="Group 15"/>
                 <wp:cNvGraphicFramePr>
                   <a:graphicFrameLocks xmlns:a="http://schemas.openxmlformats.org/drawingml/2006/main"/>
                 </wp:cNvGraphicFramePr>
@@ -478,7 +336,7 @@
                         </a:xfrm>
                       </wpg:grpSpPr>
                       <wps:wsp>
-                        <wps:cNvPr id="4" name="Graphic 4"/>
+                        <wps:cNvPr id="5" name="Graphic 16"/>
                         <wps:cNvSpPr/>
                         <wps:spPr>
                           <a:xfrm>
@@ -524,8 +382,8 @@
           </mc:Choice>
           <mc:Fallback>
             <w:pict>
-              <v:group w14:anchorId="41193F52" id="Group 3" o:spid="_x0000_s1026" style="width:476.25pt;height:1.5pt;mso-position-horizontal-relative:char;mso-position-vertical-relative:line" coordsize="60483,190" o:gfxdata="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">
-                <v:shape id="Graphic 4" o:spid="_x0000_s1027" style="position:absolute;top:95;width:60483;height:12;visibility:visible;mso-wrap-style:square;v-text-anchor:top" coordsize="6048375,1270" o:gfxdata="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" path="m,l6047999,e" filled="f" strokecolor="#a6a6a6" strokeweight=".52914mm">
+              <v:group w14:anchorId="28BDCEF6" id="Group 15" o:spid="_x0000_s1026" style="width:476.25pt;height:1.5pt;mso-position-horizontal-relative:char;mso-position-vertical-relative:line" coordsize="60483,190" o:gfxdata="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">
+                <v:shape id="Graphic 16" o:spid="_x0000_s1027" style="position:absolute;top:95;width:60483;height:12;visibility:visible;mso-wrap-style:square;v-text-anchor:top" coordsize="6048375,1270" o:gfxdata="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" path="m,l6047999,e" filled="f" strokecolor="#a6a6a6" strokeweight=".52914mm">
                   <v:path arrowok="t"/>
                 </v:shape>
                 <w10:anchorlock/>
@@ -538,6 +396,7 @@
     <w:p>
       <w:pPr>
         <w:pStyle w:val="Corpodetexto"/>
+        <w:spacing w:line="276" w:lineRule="auto"/>
         <w:ind w:left="198"/>
         <w:rPr>
           <w:rFonts w:ascii="Nunito" w:hAnsi="Nunito"/>
@@ -558,79 +417,15 @@
         <w:ind w:left="198"/>
         <w:rPr>
           <w:rFonts w:ascii="Nunito" w:hAnsi="Nunito"/>
+          <w:u w:val="single"/>
           <w:lang w:val="pt-BR"/>
         </w:rPr>
       </w:pPr>
-      <w:r>
-        <w:rPr>
-          <w:rFonts w:ascii="Nunito" w:hAnsi="Nunito"/>
-          <w:lang w:val="pt-BR"/>
-        </w:rPr>
-        <w:t>Requisitos das vagas</w:t>
-      </w:r>
     </w:p>
     <w:p>
       <w:pPr>
-        <w:pStyle w:val="Corpodetexto"/>
-        <w:ind w:left="198"/>
-        <w:rPr>
-          <w:rFonts w:ascii="Nunito" w:hAnsi="Nunito"/>
-          <w:lang w:val="pt-BR"/>
-        </w:rPr>
-      </w:pPr>
-      <w:r>
-        <w:rPr>
-          <w:rFonts w:ascii="Nunito" w:hAnsi="Nunito"/>
-          <w:lang w:val="pt-BR"/>
-        </w:rPr>
-        <w:t>Requisitos das vagas</w:t>
-      </w:r>
-    </w:p>
-    <w:p>
-      <w:pPr>
-        <w:pStyle w:val="Corpodetexto"/>
-        <w:ind w:left="198"/>
-        <w:rPr>
-          <w:rFonts w:ascii="Nunito" w:hAnsi="Nunito"/>
-          <w:lang w:val="pt-BR"/>
-        </w:rPr>
-      </w:pPr>
-      <w:r>
-        <w:rPr>
-          <w:rFonts w:ascii="Nunito" w:hAnsi="Nunito"/>
-          <w:lang w:val="pt-BR"/>
-        </w:rPr>
-        <w:t>Requisitos das vagas</w:t>
-      </w:r>
-    </w:p>
-    <w:p>
-      <w:pPr>
-        <w:pStyle w:val="Corpodetexto"/>
-        <w:ind w:left="198"/>
-        <w:rPr>
-          <w:rFonts w:ascii="Nunito" w:hAnsi="Nunito"/>
-          <w:lang w:val="pt-BR"/>
-        </w:rPr>
-      </w:pPr>
-      <w:r>
-        <w:rPr>
-          <w:rFonts w:ascii="Nunito" w:hAnsi="Nunito"/>
-          <w:lang w:val="pt-BR"/>
-        </w:rPr>
-        <w:t>Requisitos das vagas</w:t>
-      </w:r>
-      <w:r>
-        <w:rPr>
-          <w:rFonts w:ascii="Nunito" w:hAnsi="Nunito"/>
-          <w:lang w:val="pt-BR"/>
-        </w:rPr>
-        <w:br/>
-      </w:r>
-    </w:p>
-    <w:p>
-      <w:pPr>
         <w:pStyle w:val="Ttulo1"/>
-        <w:spacing w:before="50"/>
+        <w:spacing w:before="50" w:line="276" w:lineRule="auto"/>
         <w:rPr>
           <w:rFonts w:ascii="Open Sans ExtraBold" w:hAnsi="Open Sans ExtraBold" w:cs="Open Sans ExtraBold"/>
         </w:rPr>
@@ -642,94 +437,88 @@
         </w:rPr>
         <w:t>FORMAÇÃO</w:t>
       </w:r>
-    </w:p>
-    <w:p>
-      <w:pPr>
-        <w:pStyle w:val="Corpodetexto"/>
-        <w:spacing w:before="7"/>
-        <w:ind w:left="0"/>
-        <w:rPr>
-          <w:rFonts w:ascii="Arial Black"/>
-          <w:sz w:val="3"/>
-        </w:rPr>
-      </w:pPr>
-      <w:r>
-        <w:rPr>
-          <w:rFonts w:ascii="Arial Black"/>
+      <w:r>
+        <w:rPr>
           <w:noProof/>
-          <w:sz w:val="3"/>
+          <w:sz w:val="2"/>
         </w:rPr>
         <mc:AlternateContent>
-          <mc:Choice Requires="wps">
+          <mc:Choice Requires="wpg">
             <w:drawing>
-              <wp:anchor distT="0" distB="0" distL="0" distR="0" simplePos="0" relativeHeight="487588864" behindDoc="1" locked="0" layoutInCell="1" allowOverlap="1" wp14:anchorId="1673BAD6" wp14:editId="70D366A7">
-                <wp:simplePos x="0" y="0"/>
-                <wp:positionH relativeFrom="page">
-                  <wp:posOffset>755999</wp:posOffset>
-                </wp:positionH>
-                <wp:positionV relativeFrom="paragraph">
-                  <wp:posOffset>46955</wp:posOffset>
-                </wp:positionV>
-                <wp:extent cx="6048375" cy="1270"/>
-                <wp:effectExtent l="0" t="0" r="0" b="0"/>
-                <wp:wrapTopAndBottom/>
-                <wp:docPr id="14" name="Graphic 14"/>
+              <wp:inline distT="0" distB="0" distL="0" distR="0" wp14:anchorId="27034F4F" wp14:editId="4506554D">
+                <wp:extent cx="6048375" cy="19050"/>
+                <wp:effectExtent l="9525" t="0" r="0" b="0"/>
+                <wp:docPr id="2" name="Group 15"/>
                 <wp:cNvGraphicFramePr>
                   <a:graphicFrameLocks xmlns:a="http://schemas.openxmlformats.org/drawingml/2006/main"/>
                 </wp:cNvGraphicFramePr>
                 <a:graphic xmlns:a="http://schemas.openxmlformats.org/drawingml/2006/main">
-                  <a:graphicData uri="http://schemas.microsoft.com/office/word/2010/wordprocessingShape">
-                    <wps:wsp>
-                      <wps:cNvSpPr>
-                        <a:spLocks/>
-                      </wps:cNvSpPr>
-                      <wps:spPr>
+                  <a:graphicData uri="http://schemas.microsoft.com/office/word/2010/wordprocessingGroup">
+                    <wpg:wgp>
+                      <wpg:cNvGrpSpPr>
+                        <a:grpSpLocks/>
+                      </wpg:cNvGrpSpPr>
+                      <wpg:grpSpPr>
                         <a:xfrm>
                           <a:off x="0" y="0"/>
-                          <a:ext cx="6048375" cy="1270"/>
+                          <a:ext cx="6048375" cy="19050"/>
+                          <a:chOff x="0" y="0"/>
+                          <a:chExt cx="6048375" cy="19050"/>
                         </a:xfrm>
-                        <a:custGeom>
-                          <a:avLst/>
-                          <a:gdLst/>
-                          <a:ahLst/>
-                          <a:cxnLst/>
-                          <a:rect l="l" t="t" r="r" b="b"/>
-                          <a:pathLst>
-                            <a:path w="6048375">
-                              <a:moveTo>
-                                <a:pt x="0" y="0"/>
-                              </a:moveTo>
-                              <a:lnTo>
-                                <a:pt x="6047999" y="0"/>
-                              </a:lnTo>
-                            </a:path>
-                          </a:pathLst>
-                        </a:custGeom>
-                        <a:ln w="19049">
-                          <a:solidFill>
-                            <a:srgbClr val="A6A6A6"/>
-                          </a:solidFill>
-                          <a:prstDash val="solid"/>
-                        </a:ln>
-                      </wps:spPr>
-                      <wps:bodyPr wrap="square" lIns="0" tIns="0" rIns="0" bIns="0" rtlCol="0">
-                        <a:prstTxWarp prst="textNoShape">
-                          <a:avLst/>
-                        </a:prstTxWarp>
-                        <a:noAutofit/>
-                      </wps:bodyPr>
-                    </wps:wsp>
+                      </wpg:grpSpPr>
+                      <wps:wsp>
+                        <wps:cNvPr id="3" name="Graphic 16"/>
+                        <wps:cNvSpPr/>
+                        <wps:spPr>
+                          <a:xfrm>
+                            <a:off x="0" y="9524"/>
+                            <a:ext cx="6048375" cy="1270"/>
+                          </a:xfrm>
+                          <a:custGeom>
+                            <a:avLst/>
+                            <a:gdLst/>
+                            <a:ahLst/>
+                            <a:cxnLst/>
+                            <a:rect l="l" t="t" r="r" b="b"/>
+                            <a:pathLst>
+                              <a:path w="6048375">
+                                <a:moveTo>
+                                  <a:pt x="0" y="0"/>
+                                </a:moveTo>
+                                <a:lnTo>
+                                  <a:pt x="6047999" y="0"/>
+                                </a:lnTo>
+                              </a:path>
+                            </a:pathLst>
+                          </a:custGeom>
+                          <a:ln w="19049">
+                            <a:solidFill>
+                              <a:srgbClr val="A6A6A6"/>
+                            </a:solidFill>
+                            <a:prstDash val="solid"/>
+                          </a:ln>
+                        </wps:spPr>
+                        <wps:bodyPr wrap="square" lIns="0" tIns="0" rIns="0" bIns="0" rtlCol="0">
+                          <a:prstTxWarp prst="textNoShape">
+                            <a:avLst/>
+                          </a:prstTxWarp>
+                          <a:noAutofit/>
+                        </wps:bodyPr>
+                      </wps:wsp>
+                    </wpg:wgp>
                   </a:graphicData>
                 </a:graphic>
-              </wp:anchor>
+              </wp:inline>
             </w:drawing>
           </mc:Choice>
           <mc:Fallback>
             <w:pict>
-              <v:shape w14:anchorId="24D6BB66" id="Graphic 14" o:spid="_x0000_s1026" style="position:absolute;margin-left:59.55pt;margin-top:3.7pt;width:476.25pt;height:.1pt;z-index:-15727616;visibility:visible;mso-wrap-style:square;mso-wrap-distance-left:0;mso-wrap-distance-top:0;mso-wrap-distance-right:0;mso-wrap-distance-bottom:0;mso-position-horizontal:absolute;mso-position-horizontal-relative:page;mso-position-vertical:absolute;mso-position-vertical-relative:text;v-text-anchor:top" coordsize="6048375,1270" o:gfxdata="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" path="m,l6047999,e" filled="f" strokecolor="#a6a6a6" strokeweight=".52914mm">
-                <v:path arrowok="t"/>
-                <w10:wrap type="topAndBottom" anchorx="page"/>
-              </v:shape>
+              <v:group w14:anchorId="33A8E55C" id="Group 15" o:spid="_x0000_s1026" style="width:476.25pt;height:1.5pt;mso-position-horizontal-relative:char;mso-position-vertical-relative:line" coordsize="60483,190" o:gfxdata="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">
+                <v:shape id="Graphic 16" o:spid="_x0000_s1027" style="position:absolute;top:95;width:60483;height:12;visibility:visible;mso-wrap-style:square;v-text-anchor:top" coordsize="6048375,1270" o:gfxdata="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" path="m,l6047999,e" filled="f" strokecolor="#a6a6a6" strokeweight=".52914mm">
+                  <v:path arrowok="t"/>
+                </v:shape>
+                <w10:anchorlock/>
+              </v:group>
             </w:pict>
           </mc:Fallback>
         </mc:AlternateContent>
@@ -738,10 +527,11 @@
     <w:p>
       <w:pPr>
         <w:pStyle w:val="Corpodetexto"/>
-        <w:spacing w:before="26"/>
+        <w:spacing w:before="26" w:line="276" w:lineRule="auto"/>
         <w:ind w:left="198" w:right="1083"/>
         <w:rPr>
           <w:rFonts w:ascii="Nunito" w:hAnsi="Nunito"/>
+          <w:u w:val="single"/>
           <w:lang w:val="pt-BR"/>
         </w:rPr>
       </w:pPr>
@@ -787,6 +577,7 @@
         <w:ind w:left="198" w:right="1083"/>
         <w:rPr>
           <w:rFonts w:ascii="Nunito" w:hAnsi="Nunito"/>
+          <w:u w:val="single"/>
           <w:lang w:val="pt-BR"/>
         </w:rPr>
       </w:pPr>
@@ -794,7 +585,7 @@
     <w:p>
       <w:pPr>
         <w:pStyle w:val="Ttulo1"/>
-        <w:spacing w:before="50"/>
+        <w:spacing w:before="50" w:line="276" w:lineRule="auto"/>
         <w:rPr>
           <w:rFonts w:ascii="Open Sans ExtraBold" w:hAnsi="Open Sans ExtraBold" w:cs="Open Sans ExtraBold"/>
           <w:spacing w:val="-2"/>
@@ -811,7 +602,9 @@
     <w:p>
       <w:pPr>
         <w:pStyle w:val="Corpodetexto"/>
+        <w:spacing w:line="276" w:lineRule="auto"/>
         <w:ind w:left="198"/>
+        <w:jc w:val="both"/>
         <w:rPr>
           <w:rFonts w:ascii="Arial Black"/>
           <w:sz w:val="2"/>
@@ -918,6 +711,7 @@
       <w:pPr>
         <w:pStyle w:val="Corpodetexto"/>
         <w:ind w:left="198"/>
+        <w:jc w:val="both"/>
         <w:rPr>
           <w:rFonts w:ascii="Arial Black"/>
           <w:sz w:val="2"/>
@@ -938,6 +732,7 @@
       <w:pPr>
         <w:pStyle w:val="Corpodetexto"/>
         <w:ind w:left="198"/>
+        <w:jc w:val="both"/>
         <w:rPr>
           <w:rFonts w:ascii="Arial Black"/>
           <w:sz w:val="2"/>
@@ -991,6 +786,7 @@
           <w:ilvl w:val="0"/>
           <w:numId w:val="4"/>
         </w:numPr>
+        <w:jc w:val="both"/>
         <w:rPr>
           <w:rFonts w:ascii="Nunito" w:hAnsi="Nunito"/>
           <w:lang w:val="pt-BR"/>
@@ -1026,6 +822,7 @@
     <w:p>
       <w:pPr>
         <w:pStyle w:val="Corpodetexto"/>
+        <w:jc w:val="both"/>
         <w:rPr>
           <w:rFonts w:ascii="Nunito" w:hAnsi="Nunito"/>
           <w:lang w:val="pt-BR"/>
@@ -1043,6 +840,7 @@
       <w:pPr>
         <w:pStyle w:val="Corpodetexto"/>
         <w:ind w:left="198"/>
+        <w:jc w:val="both"/>
         <w:rPr>
           <w:rFonts w:ascii="Arial Black"/>
           <w:sz w:val="2"/>
@@ -1151,6 +949,7 @@
       <w:pPr>
         <w:pStyle w:val="Corpodetexto"/>
         <w:ind w:left="198"/>
+        <w:jc w:val="both"/>
         <w:rPr>
           <w:rFonts w:ascii="Arial Black"/>
           <w:sz w:val="2"/>
@@ -1171,6 +970,7 @@
       <w:pPr>
         <w:pStyle w:val="Corpodetexto"/>
         <w:ind w:left="198"/>
+        <w:jc w:val="both"/>
         <w:rPr>
           <w:rFonts w:ascii="Arial Black"/>
           <w:sz w:val="2"/>
@@ -1224,6 +1024,7 @@
           <w:ilvl w:val="0"/>
           <w:numId w:val="4"/>
         </w:numPr>
+        <w:jc w:val="both"/>
         <w:rPr>
           <w:rFonts w:ascii="Nunito" w:hAnsi="Nunito"/>
           <w:lang w:val="pt-BR"/>
@@ -1259,6 +1060,7 @@
     <w:p>
       <w:pPr>
         <w:pStyle w:val="Corpodetexto"/>
+        <w:jc w:val="both"/>
         <w:rPr>
           <w:rFonts w:ascii="Nunito" w:hAnsi="Nunito"/>
           <w:lang w:val="pt-BR"/>
@@ -1343,7 +1145,7 @@
         <v:path o:extrusionok="f" gradientshapeok="t" o:connecttype="rect"/>
         <o:lock v:ext="edit" aspectratio="t"/>
       </v:shapetype>
-      <v:shape id="_x0000_i1026" type="#_x0000_t75" style="width:7.5pt;height:7.5pt;visibility:visible;mso-wrap-style:square" o:bullet="t">
+      <v:shape id="_x0000_i1039" type="#_x0000_t75" style="width:7.5pt;height:7.5pt;visibility:visible;mso-wrap-style:square" o:bullet="t">
         <v:imagedata r:id="rId1" o:title=""/>
         <o:lock v:ext="edit" aspectratio="f"/>
       </v:shape>
